--- a/Sprint20261005-20261016/HERO-67816_20261008_112534.docx
+++ b/Sprint20261005-20261016/HERO-67816_20261008_112534.docx
@@ -15,7 +15,22 @@
           <w:sz w:val="32"/>
           <w:u w:val="none"/>
         </w:rPr>
-        <w:t>HERO-67816 Test Report</w:t>
+        <w:t>HERO-67816 POS Device Info Upload from LS to HQ with SSO Login Method Bug Fix Test Report</w:t>
+      </w:r>
+    </w:p>
+    <w:p>
+      <w:pPr>
+        <w:spacing w:before="0" w:after="80"/>
+      </w:pPr>
+      <w:r>
+        <w:rPr>
+          <w:rFonts w:ascii="Arial" w:hAnsi="Arial" w:eastAsia="Arial" w:cs="Arial"/>
+          <w:b w:val="0"/>
+          <w:color w:val="000000"/>
+          <w:sz w:val="20"/>
+          <w:u w:val="none"/>
+        </w:rPr>
+        <w:t>*Font: Arial | Language: English | Test Type: Functional Testing*</w:t>
       </w:r>
     </w:p>
     <w:p>
@@ -45,7 +60,7 @@
           <w:sz w:val="24"/>
           <w:u w:val="none"/>
         </w:rPr>
-        <w:t>F1.POS Device Info Sync From LS To HQ Under SSO Login</w:t>
+        <w:t>1. POS Device Info Upload with SSO Login Method</w:t>
       </w:r>
     </w:p>
     <w:p>
@@ -60,7 +75,7 @@
           <w:sz w:val="22"/>
           <w:u w:val="none"/>
         </w:rPr>
-        <w:t>F1.1.Reproduce The POS Device Info Upload Failure With SSO Login</w:t>
+        <w:t>1.1 Verify POS Device Info Is Uploaded from LS to HQ After Launcher Startup with SSO Login</w:t>
       </w:r>
     </w:p>
     <w:p>
@@ -91,7 +106,7 @@
           <w:sz w:val="20"/>
           <w:u w:val="none"/>
         </w:rPr>
-        <w:t>1. The site is configured to use the SSO login method for POS client operators</w:t>
+        <w:t>1. A site is configured to use the SSO login method.</w:t>
       </w:r>
     </w:p>
     <w:p>
@@ -107,7 +122,7 @@
           <w:sz w:val="20"/>
           <w:u w:val="none"/>
         </w:rPr>
-        <w:t>2. The local server (LS) and HQ environment are deployed and connected (Cloud / Local network)</w:t>
+        <w:t>2. The Local Server (LS) is connected to Head Quarter (HQ) and the POS launcher is installed on the POS device.</w:t>
       </w:r>
     </w:p>
     <w:p>
@@ -123,7 +138,7 @@
           <w:sz w:val="20"/>
           <w:u w:val="none"/>
         </w:rPr>
-        <w:t>3. The launcher is started on the LS so the periodic pos device info sync from LS to HQ is active</w:t>
+        <w:t>3. A valid SSO account is available for logging in to the POS client.</w:t>
       </w:r>
     </w:p>
     <w:p>
@@ -139,23 +154,7 @@
           <w:sz w:val="20"/>
           <w:u w:val="none"/>
         </w:rPr>
-        <w:t>4. A POS client workstation is configured with device info (machine name, OS version, OS UDID, IPv4 / IPv6 addresses) so there is data to be uploaded</w:t>
-      </w:r>
-    </w:p>
-    <w:p>
-      <w:pPr>
-        <w:spacing w:before="0" w:after="40"/>
-        <w:ind w:left="360" w:hanging="240"/>
-      </w:pPr>
-      <w:r>
-        <w:rPr>
-          <w:rFonts w:ascii="Arial" w:hAnsi="Arial" w:eastAsia="Arial" w:cs="Arial"/>
-          <w:b w:val="0"/>
-          <w:color w:val="000000"/>
-          <w:sz w:val="20"/>
-          <w:u w:val="none"/>
-        </w:rPr>
-        <w:t>5. Test environment: Local / HQ test environment with the legacy (pre-fix) build installed for reproduction purposes</w:t>
+        <w:t>4. The current POS device info record of the device is known in HQ before testing.</w:t>
       </w:r>
     </w:p>
     <w:p>
@@ -186,7 +185,7 @@
           <w:sz w:val="20"/>
           <w:u w:val="none"/>
         </w:rPr>
-        <w:t>1. Log in to the POS client using the SSO login method</w:t>
+        <w:t>1. Start the POS launcher on the LS and log in to the POS client using the SSO login method.</w:t>
       </w:r>
     </w:p>
     <w:p>
@@ -202,7 +201,7 @@
           <w:sz w:val="20"/>
           <w:u w:val="none"/>
         </w:rPr>
-        <w:t>2. Allow the launcher to run on the LS and wait for the next periodic pos device info sync cycle</w:t>
+        <w:t>2. Wait for the periodic POS device info data update to be triggered after the launcher is started.</w:t>
       </w:r>
     </w:p>
     <w:p>
@@ -218,7 +217,7 @@
           <w:sz w:val="20"/>
           <w:u w:val="none"/>
         </w:rPr>
-        <w:t>3. Monitor the LS-to-HQ sync status for the pos device info record of the logged-in workstation</w:t>
+        <w:t>3. Check the POS device info record of this device in HQ.</w:t>
       </w:r>
     </w:p>
     <w:p>
@@ -234,7 +233,7 @@
           <w:sz w:val="20"/>
           <w:u w:val="none"/>
         </w:rPr>
-        <w:t>4. Check the HQ side (for example the Summary of Workstations Report by Shop — POS0280 / Summary of Workstations Report by Merchant — POS0258) for the device info of the SSO-logged-in workstation</w:t>
+        <w:t>4. Compare the device info (for example device identity, version and last update time) in HQ with the actual device information on the LS.</w:t>
       </w:r>
     </w:p>
     <w:p>
@@ -265,7 +264,7 @@
           <w:sz w:val="20"/>
           <w:u w:val="none"/>
         </w:rPr>
-        <w:t>1. The POS client logs in successfully with the SSO login method</w:t>
+        <w:t>1. Before the fix, after logging in with the SSO login method, the system failed to upload the POS device info data from LS to HQ.</w:t>
       </w:r>
     </w:p>
     <w:p>
@@ -281,7 +280,22 @@
           <w:sz w:val="20"/>
           <w:u w:val="none"/>
         </w:rPr>
-        <w:t>2. The periodic pos device info sync from LS to HQ fails — the device info record for the SSO-logged-in workstation is not uploaded to HQ</w:t>
+        <w:t>2. The POS device info record in HQ was missing or not updated after the periodic update interval.</w:t>
+      </w:r>
+    </w:p>
+    <w:p>
+      <w:pPr>
+        <w:spacing w:before="0" w:after="80"/>
+      </w:pPr>
+      <w:r>
+        <w:rPr>
+          <w:rFonts w:ascii="Arial" w:hAnsi="Arial" w:eastAsia="Arial" w:cs="Arial"/>
+          <w:b/>
+          <w:color w:val="000000"/>
+          <w:sz w:val="20"/>
+          <w:u w:val="none"/>
+        </w:rPr>
+        <w:t>Fix Result(s):</w:t>
       </w:r>
     </w:p>
     <w:p>
@@ -297,7 +311,7 @@
           <w:sz w:val="20"/>
           <w:u w:val="none"/>
         </w:rPr>
-        <w:t>3. On the HQ side, the device info (machine name, OS version, OS UDID, IPv4 / IPv6, last connect date / time) of the SSO-logged-in workstation is missing or out of date</w:t>
+        <w:t>1. After the fix, the POS device info data is uploaded successfully from LS to HQ after the launcher is started with SSO login.</w:t>
       </w:r>
     </w:p>
     <w:p>
@@ -313,7 +327,23 @@
           <w:sz w:val="20"/>
           <w:u w:val="none"/>
         </w:rPr>
-        <w:t>4. The upload failure is specific to the SSO login method — non-SSO logins upload the pos device info data normally</w:t>
+        <w:t>2. The POS device info record in HQ is created or updated with the latest device information and update time.</w:t>
+      </w:r>
+    </w:p>
+    <w:p>
+      <w:pPr>
+        <w:spacing w:before="0" w:after="40"/>
+        <w:ind w:left="360" w:hanging="240"/>
+      </w:pPr>
+      <w:r>
+        <w:rPr>
+          <w:rFonts w:ascii="Arial" w:hAnsi="Arial" w:eastAsia="Arial" w:cs="Arial"/>
+          <w:b w:val="0"/>
+          <w:color w:val="000000"/>
+          <w:sz w:val="20"/>
+          <w:u w:val="none"/>
+        </w:rPr>
+        <w:t>3. The uploaded device information matches the actual device information on the LS.</w:t>
       </w:r>
     </w:p>
     <w:p>
@@ -328,7 +358,7 @@
           <w:sz w:val="22"/>
           <w:u w:val="none"/>
         </w:rPr>
-        <w:t>F1.2.Verify The Fix Uploads POS Device Info From LS To HQ Under SSO Login</w:t>
+        <w:t>1.2 Verify Periodic POS Device Info Sync Continues to Work with SSO Login</w:t>
       </w:r>
     </w:p>
     <w:p>
@@ -359,7 +389,7 @@
           <w:sz w:val="20"/>
           <w:u w:val="none"/>
         </w:rPr>
-        <w:t>1. The fixed POS client / LS build is deployed on the test environment</w:t>
+        <w:t>1. A site is configured to use the SSO login method and the POS client is logged in with SSO.</w:t>
       </w:r>
     </w:p>
     <w:p>
@@ -375,71 +405,7 @@
           <w:sz w:val="20"/>
           <w:u w:val="none"/>
         </w:rPr>
-        <w:t>2. The site is configured to use the SSO login method for POS client operators</w:t>
-      </w:r>
-    </w:p>
-    <w:p>
-      <w:pPr>
-        <w:spacing w:before="0" w:after="40"/>
-        <w:ind w:left="360" w:hanging="240"/>
-      </w:pPr>
-      <w:r>
-        <w:rPr>
-          <w:rFonts w:ascii="Arial" w:hAnsi="Arial" w:eastAsia="Arial" w:cs="Arial"/>
-          <w:b w:val="0"/>
-          <w:color w:val="000000"/>
-          <w:sz w:val="20"/>
-          <w:u w:val="none"/>
-        </w:rPr>
-        <w:t>3. The LS and HQ environment are connected (Cloud / Local network)</w:t>
-      </w:r>
-    </w:p>
-    <w:p>
-      <w:pPr>
-        <w:spacing w:before="0" w:after="40"/>
-        <w:ind w:left="360" w:hanging="240"/>
-      </w:pPr>
-      <w:r>
-        <w:rPr>
-          <w:rFonts w:ascii="Arial" w:hAnsi="Arial" w:eastAsia="Arial" w:cs="Arial"/>
-          <w:b w:val="0"/>
-          <w:color w:val="000000"/>
-          <w:sz w:val="20"/>
-          <w:u w:val="none"/>
-        </w:rPr>
-        <w:t>4. The launcher is started on the LS so the periodic pos device info sync from LS to HQ is active</w:t>
-      </w:r>
-    </w:p>
-    <w:p>
-      <w:pPr>
-        <w:spacing w:before="0" w:after="40"/>
-        <w:ind w:left="360" w:hanging="240"/>
-      </w:pPr>
-      <w:r>
-        <w:rPr>
-          <w:rFonts w:ascii="Arial" w:hAnsi="Arial" w:eastAsia="Arial" w:cs="Arial"/>
-          <w:b w:val="0"/>
-          <w:color w:val="000000"/>
-          <w:sz w:val="20"/>
-          <w:u w:val="none"/>
-        </w:rPr>
-        <w:t>5. A POS client workstation is configured with device info (machine name, OS version, OS UDID, IPv4 / IPv6 addresses)</w:t>
-      </w:r>
-    </w:p>
-    <w:p>
-      <w:pPr>
-        <w:spacing w:before="0" w:after="40"/>
-        <w:ind w:left="360" w:hanging="240"/>
-      </w:pPr>
-      <w:r>
-        <w:rPr>
-          <w:rFonts w:ascii="Arial" w:hAnsi="Arial" w:eastAsia="Arial" w:cs="Arial"/>
-          <w:b w:val="0"/>
-          <w:color w:val="000000"/>
-          <w:sz w:val="20"/>
-          <w:u w:val="none"/>
-        </w:rPr>
-        <w:t>6. Test environment: Local / HQ test environment with the fixed build installed</w:t>
+        <w:t>2. The first POS device info upload after launcher startup has completed successfully.</w:t>
       </w:r>
     </w:p>
     <w:p>
@@ -470,7 +436,7 @@
           <w:sz w:val="20"/>
           <w:u w:val="none"/>
         </w:rPr>
-        <w:t>1. Log in to the POS client using the SSO login method</w:t>
+        <w:t>1. Keep the POS client logged in with the SSO account and let the launcher continue running.</w:t>
       </w:r>
     </w:p>
     <w:p>
@@ -486,7 +452,7 @@
           <w:sz w:val="20"/>
           <w:u w:val="none"/>
         </w:rPr>
-        <w:t>2. Allow the launcher to run on the LS and wait for the next periodic pos device info sync cycle</w:t>
+        <w:t>2. Wait through more than one periodic device info sync interval.</w:t>
       </w:r>
     </w:p>
     <w:p>
@@ -502,7 +468,7 @@
           <w:sz w:val="20"/>
           <w:u w:val="none"/>
         </w:rPr>
-        <w:t>3. Confirm the pos device info sync from LS to HQ completes successfully</w:t>
+        <w:t>3. Check the POS device info record and its last update time in HQ after each interval.</w:t>
       </w:r>
     </w:p>
     <w:p>
@@ -518,7 +484,22 @@
           <w:sz w:val="20"/>
           <w:u w:val="none"/>
         </w:rPr>
-        <w:t>4. Open the HQ Summary of Workstations Report by Shop (POS0280) and locate the SSO-logged-in workstation row</w:t>
+        <w:t>4. Restart the launcher and confirm the upload is triggered again after restart.</w:t>
+      </w:r>
+    </w:p>
+    <w:p>
+      <w:pPr>
+        <w:spacing w:before="0" w:after="80"/>
+      </w:pPr>
+      <w:r>
+        <w:rPr>
+          <w:rFonts w:ascii="Arial" w:hAnsi="Arial" w:eastAsia="Arial" w:cs="Arial"/>
+          <w:b/>
+          <w:color w:val="000000"/>
+          <w:sz w:val="20"/>
+          <w:u w:val="none"/>
+        </w:rPr>
+        <w:t>Reproduction Result(s):</w:t>
       </w:r>
     </w:p>
     <w:p>
@@ -534,23 +515,7 @@
           <w:sz w:val="20"/>
           <w:u w:val="none"/>
         </w:rPr>
-        <w:t>5. Verify the device info fields (machine name, OS version, OS UDID, IPv4 / IPv6, last connect date / time, POS client version) are uploaded and match the workstation data on the LS</w:t>
-      </w:r>
-    </w:p>
-    <w:p>
-      <w:pPr>
-        <w:spacing w:before="0" w:after="40"/>
-        <w:ind w:left="360" w:hanging="240"/>
-      </w:pPr>
-      <w:r>
-        <w:rPr>
-          <w:rFonts w:ascii="Arial" w:hAnsi="Arial" w:eastAsia="Arial" w:cs="Arial"/>
-          <w:b w:val="0"/>
-          <w:color w:val="000000"/>
-          <w:sz w:val="20"/>
-          <w:u w:val="none"/>
-        </w:rPr>
-        <w:t>6. Repeat the SSO login flow on multiple workstations (Workstation, Android Mobile, Apple iPad) to confirm the upload works across device types</w:t>
+        <w:t>1. Before the fix, the device info upload from LS to HQ failed for the SSO site, so HQ never received periodic device info updates.</w:t>
       </w:r>
     </w:p>
     <w:p>
@@ -581,7 +546,7 @@
           <w:sz w:val="20"/>
           <w:u w:val="none"/>
         </w:rPr>
-        <w:t>1. The POS client logs in successfully with the SSO login method</w:t>
+        <w:t>1. After the fix, POS device info is uploaded to HQ periodically while the SSO login session remains active.</w:t>
       </w:r>
     </w:p>
     <w:p>
@@ -597,7 +562,7 @@
           <w:sz w:val="20"/>
           <w:u w:val="none"/>
         </w:rPr>
-        <w:t>2. The periodic pos device info sync from LS to HQ completes successfully — the device info record for the SSO-logged-in workstation is uploaded to HQ</w:t>
+        <w:t>2. The last update time of the device info record in HQ refreshes at each sync interval.</w:t>
       </w:r>
     </w:p>
     <w:p>
@@ -613,39 +578,22 @@
           <w:sz w:val="20"/>
           <w:u w:val="none"/>
         </w:rPr>
-        <w:t>3. The HQ Summary of Workstations Report by Shop (POS0280) shows the correct device info (machine name, OS version, OS UDID, IPv4 / IPv6, last connect date / time, POS client version) for the SSO-logged-in workstation, matching the LS data</w:t>
+        <w:t>3. After a launcher restart, the device info is uploaded again without requiring any extra manual operation.</w:t>
       </w:r>
     </w:p>
     <w:p>
       <w:pPr>
-        <w:spacing w:before="0" w:after="40"/>
-        <w:ind w:left="360" w:hanging="240"/>
+        <w:spacing w:before="160" w:after="80"/>
       </w:pPr>
       <w:r>
         <w:rPr>
           <w:rFonts w:ascii="Arial" w:hAnsi="Arial" w:eastAsia="Arial" w:cs="Arial"/>
-          <w:b w:val="0"/>
-          <w:color w:val="000000"/>
-          <w:sz w:val="20"/>
+          <w:b/>
+          <w:color w:val="001EFF"/>
+          <w:sz w:val="24"/>
           <w:u w:val="none"/>
         </w:rPr>
-        <w:t>4. The SSO login method now uploads the pos device info data from LS to HQ as expected — equivalent to the non-SSO login method behaviour</w:t>
-      </w:r>
-    </w:p>
-    <w:p>
-      <w:pPr>
-        <w:spacing w:before="0" w:after="40"/>
-        <w:ind w:left="360" w:hanging="240"/>
-      </w:pPr>
-      <w:r>
-        <w:rPr>
-          <w:rFonts w:ascii="Arial" w:hAnsi="Arial" w:eastAsia="Arial" w:cs="Arial"/>
-          <w:b w:val="0"/>
-          <w:color w:val="000000"/>
-          <w:sz w:val="20"/>
-          <w:u w:val="none"/>
-        </w:rPr>
-        <w:t>5. The upload works for all configured device types (Workstation, Android Mobile, Apple iPad)</w:t>
+        <w:t>2. Login Method Regression</w:t>
       </w:r>
     </w:p>
     <w:p>
@@ -660,7 +608,7 @@
           <w:sz w:val="22"/>
           <w:u w:val="none"/>
         </w:rPr>
-        <w:t>F1.3.Regression — Verify POS Device Info Sync Behaviour Is Preserved For Non-SSO Logins</w:t>
+        <w:t>2.1 Verify POS Device Info Upload Still Works with the Non-SSO Login Method</w:t>
       </w:r>
     </w:p>
     <w:p>
@@ -691,7 +639,7 @@
           <w:sz w:val="20"/>
           <w:u w:val="none"/>
         </w:rPr>
-        <w:t>1. The fixed POS client / LS build is deployed on the test environment</w:t>
+        <w:t>1. A site using the standard (non-SSO) login method is available.</w:t>
       </w:r>
     </w:p>
     <w:p>
@@ -707,71 +655,7 @@
           <w:sz w:val="20"/>
           <w:u w:val="none"/>
         </w:rPr>
-        <w:t>2. The site is configured with at least one non-SSO (standard) login method operator</w:t>
-      </w:r>
-    </w:p>
-    <w:p>
-      <w:pPr>
-        <w:spacing w:before="0" w:after="40"/>
-        <w:ind w:left="360" w:hanging="240"/>
-      </w:pPr>
-      <w:r>
-        <w:rPr>
-          <w:rFonts w:ascii="Arial" w:hAnsi="Arial" w:eastAsia="Arial" w:cs="Arial"/>
-          <w:b w:val="0"/>
-          <w:color w:val="000000"/>
-          <w:sz w:val="20"/>
-          <w:u w:val="none"/>
-        </w:rPr>
-        <w:t>3. The LS and HQ environment are connected (Cloud / Local network)</w:t>
-      </w:r>
-    </w:p>
-    <w:p>
-      <w:pPr>
-        <w:spacing w:before="0" w:after="40"/>
-        <w:ind w:left="360" w:hanging="240"/>
-      </w:pPr>
-      <w:r>
-        <w:rPr>
-          <w:rFonts w:ascii="Arial" w:hAnsi="Arial" w:eastAsia="Arial" w:cs="Arial"/>
-          <w:b w:val="0"/>
-          <w:color w:val="000000"/>
-          <w:sz w:val="20"/>
-          <w:u w:val="none"/>
-        </w:rPr>
-        <w:t>4. The launcher is started on the LS so the periodic pos device info sync from LS to HQ is active</w:t>
-      </w:r>
-    </w:p>
-    <w:p>
-      <w:pPr>
-        <w:spacing w:before="0" w:after="40"/>
-        <w:ind w:left="360" w:hanging="240"/>
-      </w:pPr>
-      <w:r>
-        <w:rPr>
-          <w:rFonts w:ascii="Arial" w:hAnsi="Arial" w:eastAsia="Arial" w:cs="Arial"/>
-          <w:b w:val="0"/>
-          <w:color w:val="000000"/>
-          <w:sz w:val="20"/>
-          <w:u w:val="none"/>
-        </w:rPr>
-        <w:t>5. A POS client workstation is configured with device info (machine name, OS version, OS UDID, IPv4 / IPv6 addresses)</w:t>
-      </w:r>
-    </w:p>
-    <w:p>
-      <w:pPr>
-        <w:spacing w:before="0" w:after="40"/>
-        <w:ind w:left="360" w:hanging="240"/>
-      </w:pPr>
-      <w:r>
-        <w:rPr>
-          <w:rFonts w:ascii="Arial" w:hAnsi="Arial" w:eastAsia="Arial" w:cs="Arial"/>
-          <w:b w:val="0"/>
-          <w:color w:val="000000"/>
-          <w:sz w:val="20"/>
-          <w:u w:val="none"/>
-        </w:rPr>
-        <w:t>6. Test environment: Local / HQ test environment with the fixed build installed</w:t>
+        <w:t>2. The LS is connected to HQ and the POS launcher is started.</w:t>
       </w:r>
     </w:p>
     <w:p>
@@ -802,7 +686,7 @@
           <w:sz w:val="20"/>
           <w:u w:val="none"/>
         </w:rPr>
-        <w:t>1. Log in to the POS client using the standard (non-SSO) login method</w:t>
+        <w:t>1. Log in to the POS client with the non-SSO login method.</w:t>
       </w:r>
     </w:p>
     <w:p>
@@ -818,7 +702,7 @@
           <w:sz w:val="20"/>
           <w:u w:val="none"/>
         </w:rPr>
-        <w:t>2. Allow the launcher to run on the LS and wait for the next periodic pos device info sync cycle</w:t>
+        <w:t>2. Wait for the periodic POS device info data update after launcher startup.</w:t>
       </w:r>
     </w:p>
     <w:p>
@@ -834,7 +718,22 @@
           <w:sz w:val="20"/>
           <w:u w:val="none"/>
         </w:rPr>
-        <w:t>3. Confirm the pos device info sync from LS to HQ completes successfully</w:t>
+        <w:t>3. Check the POS device info record of this device in HQ.</w:t>
+      </w:r>
+    </w:p>
+    <w:p>
+      <w:pPr>
+        <w:spacing w:before="0" w:after="80"/>
+      </w:pPr>
+      <w:r>
+        <w:rPr>
+          <w:rFonts w:ascii="Arial" w:hAnsi="Arial" w:eastAsia="Arial" w:cs="Arial"/>
+          <w:b/>
+          <w:color w:val="000000"/>
+          <w:sz w:val="20"/>
+          <w:u w:val="none"/>
+        </w:rPr>
+        <w:t>Reproduction Result(s):</w:t>
       </w:r>
     </w:p>
     <w:p>
@@ -850,23 +749,7 @@
           <w:sz w:val="20"/>
           <w:u w:val="none"/>
         </w:rPr>
-        <w:t>4. Open the HQ Summary of Workstations Report by Merchant (POS0258) and verify the non-SSO-logged-in workstation device info is uploaded correctly</w:t>
-      </w:r>
-    </w:p>
-    <w:p>
-      <w:pPr>
-        <w:spacing w:before="0" w:after="40"/>
-        <w:ind w:left="360" w:hanging="240"/>
-      </w:pPr>
-      <w:r>
-        <w:rPr>
-          <w:rFonts w:ascii="Arial" w:hAnsi="Arial" w:eastAsia="Arial" w:cs="Arial"/>
-          <w:b w:val="0"/>
-          <w:color w:val="000000"/>
-          <w:sz w:val="20"/>
-          <w:u w:val="none"/>
-        </w:rPr>
-        <w:t>5. Compare the device info fields shown on HQ with the workstation data on the LS</w:t>
+        <w:t>1. With the non-SSO login method, the POS device info record was uploaded and updated normally before the change.</w:t>
       </w:r>
     </w:p>
     <w:p>
@@ -897,7 +780,7 @@
           <w:sz w:val="20"/>
           <w:u w:val="none"/>
         </w:rPr>
-        <w:t>1. The standard (non-SSO) login method continues to upload the pos device info data from LS to HQ successfully after the fix — no regression is introduced</w:t>
+        <w:t>1. After the fix, the POS device info is still uploaded successfully from LS to HQ with the non-SSO login method.</w:t>
       </w:r>
     </w:p>
     <w:p>
@@ -913,70 +796,7 @@
           <w:sz w:val="20"/>
           <w:u w:val="none"/>
         </w:rPr>
-        <w:t>2. The HQ Summary of Workstations Report by Merchant (POS0258) shows the correct device info (machine name, OS version, OS UDID, IPv4 / IPv6, last connect time / date, POS client version) for the non-SSO-logged-in workstation, matching the LS data</w:t>
-      </w:r>
-    </w:p>
-    <w:p>
-      <w:pPr>
-        <w:spacing w:before="0" w:after="40"/>
-        <w:ind w:left="360" w:hanging="240"/>
-      </w:pPr>
-      <w:r>
-        <w:rPr>
-          <w:rFonts w:ascii="Arial" w:hAnsi="Arial" w:eastAsia="Arial" w:cs="Arial"/>
-          <w:b w:val="0"/>
-          <w:color w:val="000000"/>
-          <w:sz w:val="20"/>
-          <w:u w:val="none"/>
-        </w:rPr>
-        <w:t>3. Both SSO and non-SSO login methods upload the pos device info data from LS to HQ consistently after the fix</w:t>
-      </w:r>
-    </w:p>
-    <w:p>
-      <w:pPr>
-        <w:spacing w:before="200" w:after="120"/>
-      </w:pPr>
-      <w:r>
-        <w:rPr>
-          <w:rFonts w:ascii="Arial" w:hAnsi="Arial" w:eastAsia="Arial" w:cs="Arial"/>
-          <w:b/>
-          <w:color w:val="000000"/>
-          <w:sz w:val="26"/>
-          <w:u w:val="single"/>
-        </w:rPr>
-        <w:t>Test Environment Information</w:t>
-      </w:r>
-    </w:p>
-    <w:p>
-      <w:pPr>
-        <w:spacing w:before="0" w:after="40"/>
-        <w:ind w:left="360" w:hanging="240"/>
-      </w:pPr>
-      <w:r>
-        <w:rPr>
-          <w:rFonts w:ascii="Arial" w:hAnsi="Arial" w:eastAsia="Arial" w:cs="Arial"/>
-          <w:b w:val="0"/>
-          <w:color w:val="000000"/>
-          <w:sz w:val="20"/>
-          <w:u w:val="none"/>
-        </w:rPr>
-        <w:t>• Local test environment</w:t>
-      </w:r>
-    </w:p>
-    <w:p>
-      <w:pPr>
-        <w:spacing w:before="0" w:after="40"/>
-        <w:ind w:left="360" w:hanging="240"/>
-      </w:pPr>
-      <w:r>
-        <w:rPr>
-          <w:rFonts w:ascii="Arial" w:hAnsi="Arial" w:eastAsia="Arial" w:cs="Arial"/>
-          <w:b w:val="0"/>
-          <w:color w:val="000000"/>
-          <w:sz w:val="20"/>
-          <w:u w:val="none"/>
-        </w:rPr>
-        <w:t>• HQ test environment</w:t>
+        <w:t>2. The fix for the SSO login method does not affect the existing device info upload behavior of other login methods.</w:t>
       </w:r>
     </w:p>
     <w:p>
@@ -996,17 +816,17 @@
     </w:p>
     <w:p>
       <w:pPr>
-        <w:spacing w:before="0" w:after="80"/>
+        <w:spacing w:before="160" w:after="80"/>
       </w:pPr>
       <w:r>
         <w:rPr>
           <w:rFonts w:ascii="Arial" w:hAnsi="Arial" w:eastAsia="Arial" w:cs="Arial"/>
           <w:b/>
-          <w:color w:val="000000"/>
-          <w:sz w:val="20"/>
+          <w:color w:val="001EFF"/>
+          <w:sz w:val="24"/>
           <w:u w:val="none"/>
         </w:rPr>
-        <w:t>JIRA Acceptance Criteria (HERO-67816):</w:t>
+        <w:t>Requirement Source</w:t>
       </w:r>
     </w:p>
     <w:p>
@@ -1022,7 +842,27 @@
           <w:sz w:val="20"/>
           <w:u w:val="none"/>
         </w:rPr>
-        <w:t>• Normally, the pos device info record is synced from LS to HQ periodically when the launcher is started in LS.</w:t>
+        <w:t xml:space="preserve">• </w:t>
+      </w:r>
+      <w:r>
+        <w:rPr>
+          <w:rFonts w:ascii="Arial" w:hAnsi="Arial" w:eastAsia="Arial" w:cs="Arial"/>
+          <w:b/>
+          <w:color w:val="000000"/>
+          <w:sz w:val="20"/>
+          <w:u w:val="none"/>
+        </w:rPr>
+        <w:t>Issue Key</w:t>
+      </w:r>
+      <w:r>
+        <w:rPr>
+          <w:rFonts w:ascii="Arial" w:hAnsi="Arial" w:eastAsia="Arial" w:cs="Arial"/>
+          <w:b w:val="0"/>
+          <w:color w:val="000000"/>
+          <w:sz w:val="20"/>
+          <w:u w:val="none"/>
+        </w:rPr>
+        <w:t>: HERO-67816</w:t>
       </w:r>
     </w:p>
     <w:p>
@@ -1038,7 +878,27 @@
           <w:sz w:val="20"/>
           <w:u w:val="none"/>
         </w:rPr>
-        <w:t>• If the site has the SSO login method being used, the system fails to upload the data from LS to HQ.</w:t>
+        <w:t xml:space="preserve">• </w:t>
+      </w:r>
+      <w:r>
+        <w:rPr>
+          <w:rFonts w:ascii="Arial" w:hAnsi="Arial" w:eastAsia="Arial" w:cs="Arial"/>
+          <w:b/>
+          <w:color w:val="000000"/>
+          <w:sz w:val="20"/>
+          <w:u w:val="none"/>
+        </w:rPr>
+        <w:t>Issue Type</w:t>
+      </w:r>
+      <w:r>
+        <w:rPr>
+          <w:rFonts w:ascii="Arial" w:hAnsi="Arial" w:eastAsia="Arial" w:cs="Arial"/>
+          <w:b w:val="0"/>
+          <w:color w:val="000000"/>
+          <w:sz w:val="20"/>
+          <w:u w:val="none"/>
+        </w:rPr>
+        <w:t>: Bug</w:t>
       </w:r>
     </w:p>
     <w:p>
@@ -1054,7 +914,27 @@
           <w:sz w:val="20"/>
           <w:u w:val="none"/>
         </w:rPr>
-        <w:t>• Workflow: 1) Login to POS client; 2) Wait for pos device info data update; 3) System fails to upload the data from LS to HQ. Expected: System uploads the pos device info data from LS to HQ successfully.</w:t>
+        <w:t xml:space="preserve">• </w:t>
+      </w:r>
+      <w:r>
+        <w:rPr>
+          <w:rFonts w:ascii="Arial" w:hAnsi="Arial" w:eastAsia="Arial" w:cs="Arial"/>
+          <w:b/>
+          <w:color w:val="000000"/>
+          <w:sz w:val="20"/>
+          <w:u w:val="none"/>
+        </w:rPr>
+        <w:t>Summary</w:t>
+      </w:r>
+      <w:r>
+        <w:rPr>
+          <w:rFonts w:ascii="Arial" w:hAnsi="Arial" w:eastAsia="Arial" w:cs="Arial"/>
+          <w:b w:val="0"/>
+          <w:color w:val="000000"/>
+          <w:sz w:val="20"/>
+          <w:u w:val="none"/>
+        </w:rPr>
+        <w:t>: POS device Info unable to upload from LS to HQ with SSO login method</w:t>
       </w:r>
     </w:p>
     <w:p>
@@ -1070,7 +950,158 @@
           <w:sz w:val="20"/>
           <w:u w:val="none"/>
         </w:rPr>
-        <w:t>• After the fix, the SSO login method must upload the pos device info data from LS to HQ as expected, equivalent to the non-SSO login method behaviour.</w:t>
+        <w:t xml:space="preserve">• </w:t>
+      </w:r>
+      <w:r>
+        <w:rPr>
+          <w:rFonts w:ascii="Arial" w:hAnsi="Arial" w:eastAsia="Arial" w:cs="Arial"/>
+          <w:b/>
+          <w:color w:val="000000"/>
+          <w:sz w:val="20"/>
+          <w:u w:val="none"/>
+        </w:rPr>
+        <w:t>Component</w:t>
+      </w:r>
+      <w:r>
+        <w:rPr>
+          <w:rFonts w:ascii="Arial" w:hAnsi="Arial" w:eastAsia="Arial" w:cs="Arial"/>
+          <w:b w:val="0"/>
+          <w:color w:val="000000"/>
+          <w:sz w:val="20"/>
+          <w:u w:val="none"/>
+        </w:rPr>
+        <w:t>: POS</w:t>
+      </w:r>
+    </w:p>
+    <w:p>
+      <w:pPr>
+        <w:spacing w:before="0" w:after="40"/>
+        <w:ind w:left="360" w:hanging="240"/>
+      </w:pPr>
+      <w:r>
+        <w:rPr>
+          <w:rFonts w:ascii="Arial" w:hAnsi="Arial" w:eastAsia="Arial" w:cs="Arial"/>
+          <w:b w:val="0"/>
+          <w:color w:val="000000"/>
+          <w:sz w:val="20"/>
+          <w:u w:val="none"/>
+        </w:rPr>
+        <w:t xml:space="preserve">• </w:t>
+      </w:r>
+      <w:r>
+        <w:rPr>
+          <w:rFonts w:ascii="Arial" w:hAnsi="Arial" w:eastAsia="Arial" w:cs="Arial"/>
+          <w:b/>
+          <w:color w:val="000000"/>
+          <w:sz w:val="20"/>
+          <w:u w:val="none"/>
+        </w:rPr>
+        <w:t>Sprint</w:t>
+      </w:r>
+      <w:r>
+        <w:rPr>
+          <w:rFonts w:ascii="Arial" w:hAnsi="Arial" w:eastAsia="Arial" w:cs="Arial"/>
+          <w:b w:val="0"/>
+          <w:color w:val="000000"/>
+          <w:sz w:val="20"/>
+          <w:u w:val="none"/>
+        </w:rPr>
+        <w:t>: POS - 20261005-20261016</w:t>
+      </w:r>
+    </w:p>
+    <w:p>
+      <w:pPr>
+        <w:spacing w:before="160" w:after="80"/>
+      </w:pPr>
+      <w:r>
+        <w:rPr>
+          <w:rFonts w:ascii="Arial" w:hAnsi="Arial" w:eastAsia="Arial" w:cs="Arial"/>
+          <w:b/>
+          <w:color w:val="001EFF"/>
+          <w:sz w:val="24"/>
+          <w:u w:val="none"/>
+        </w:rPr>
+        <w:t>Regression Test Scope</w:t>
+      </w:r>
+    </w:p>
+    <w:p>
+      <w:pPr>
+        <w:spacing w:before="0" w:after="40"/>
+        <w:ind w:left="360" w:hanging="240"/>
+      </w:pPr>
+      <w:r>
+        <w:rPr>
+          <w:rFonts w:ascii="Arial" w:hAnsi="Arial" w:eastAsia="Arial" w:cs="Arial"/>
+          <w:b w:val="0"/>
+          <w:color w:val="000000"/>
+          <w:sz w:val="20"/>
+          <w:u w:val="none"/>
+        </w:rPr>
+        <w:t>• POS device info periodic synchronization from Local Server (LS) to Head Quarter (HQ) triggered by launcher startup.</w:t>
+      </w:r>
+    </w:p>
+    <w:p>
+      <w:pPr>
+        <w:spacing w:before="0" w:after="40"/>
+        <w:ind w:left="360" w:hanging="240"/>
+      </w:pPr>
+      <w:r>
+        <w:rPr>
+          <w:rFonts w:ascii="Arial" w:hAnsi="Arial" w:eastAsia="Arial" w:cs="Arial"/>
+          <w:b w:val="0"/>
+          <w:color w:val="000000"/>
+          <w:sz w:val="20"/>
+          <w:u w:val="none"/>
+        </w:rPr>
+        <w:t>• POS client login with the SSO login method and the SSO authentication flow used by data synchronization.</w:t>
+      </w:r>
+    </w:p>
+    <w:p>
+      <w:pPr>
+        <w:spacing w:before="0" w:after="40"/>
+        <w:ind w:left="360" w:hanging="240"/>
+      </w:pPr>
+      <w:r>
+        <w:rPr>
+          <w:rFonts w:ascii="Arial" w:hAnsi="Arial" w:eastAsia="Arial" w:cs="Arial"/>
+          <w:b w:val="0"/>
+          <w:color w:val="000000"/>
+          <w:sz w:val="20"/>
+          <w:u w:val="none"/>
+        </w:rPr>
+        <w:t>• POS client login with standard (non-SSO) login methods.</w:t>
+      </w:r>
+    </w:p>
+    <w:p>
+      <w:pPr>
+        <w:spacing w:before="0" w:after="40"/>
+        <w:ind w:left="360" w:hanging="240"/>
+      </w:pPr>
+      <w:r>
+        <w:rPr>
+          <w:rFonts w:ascii="Arial" w:hAnsi="Arial" w:eastAsia="Arial" w:cs="Arial"/>
+          <w:b w:val="0"/>
+          <w:color w:val="000000"/>
+          <w:sz w:val="20"/>
+          <w:u w:val="none"/>
+        </w:rPr>
+        <w:t>• Creation and update of POS device info records in HQ, including device identity, version and last update time.</w:t>
+      </w:r>
+    </w:p>
+    <w:p>
+      <w:pPr>
+        <w:spacing w:before="0" w:after="40"/>
+        <w:ind w:left="360" w:hanging="240"/>
+      </w:pPr>
+      <w:r>
+        <w:rPr>
+          <w:rFonts w:ascii="Arial" w:hAnsi="Arial" w:eastAsia="Arial" w:cs="Arial"/>
+          <w:b w:val="0"/>
+          <w:color w:val="000000"/>
+          <w:sz w:val="20"/>
+          <w:u w:val="none"/>
+        </w:rPr>
+        <w:t>• Launcher restart and re-synchronization behavior of POS device info.</w:t>
       </w:r>
     </w:p>
     <w:sectPr>

--- a/Sprint20261005-20261016/HERO-67816_20261008_112534.docx
+++ b/Sprint20261005-20261016/HERO-67816_20261008_112534.docx
@@ -799,311 +799,6 @@
         <w:t>2. The fix for the SSO login method does not affect the existing device info upload behavior of other login methods.</w:t>
       </w:r>
     </w:p>
-    <w:p>
-      <w:pPr>
-        <w:spacing w:before="200" w:after="120"/>
-      </w:pPr>
-      <w:r>
-        <w:rPr>
-          <w:rFonts w:ascii="Arial" w:hAnsi="Arial" w:eastAsia="Arial" w:cs="Arial"/>
-          <w:b/>
-          <w:color w:val="000000"/>
-          <w:sz w:val="26"/>
-          <w:u w:val="single"/>
-        </w:rPr>
-        <w:t>Appendix</w:t>
-      </w:r>
-    </w:p>
-    <w:p>
-      <w:pPr>
-        <w:spacing w:before="160" w:after="80"/>
-      </w:pPr>
-      <w:r>
-        <w:rPr>
-          <w:rFonts w:ascii="Arial" w:hAnsi="Arial" w:eastAsia="Arial" w:cs="Arial"/>
-          <w:b/>
-          <w:color w:val="001EFF"/>
-          <w:sz w:val="24"/>
-          <w:u w:val="none"/>
-        </w:rPr>
-        <w:t>Requirement Source</w:t>
-      </w:r>
-    </w:p>
-    <w:p>
-      <w:pPr>
-        <w:spacing w:before="0" w:after="40"/>
-        <w:ind w:left="360" w:hanging="240"/>
-      </w:pPr>
-      <w:r>
-        <w:rPr>
-          <w:rFonts w:ascii="Arial" w:hAnsi="Arial" w:eastAsia="Arial" w:cs="Arial"/>
-          <w:b w:val="0"/>
-          <w:color w:val="000000"/>
-          <w:sz w:val="20"/>
-          <w:u w:val="none"/>
-        </w:rPr>
-        <w:t xml:space="preserve">• </w:t>
-      </w:r>
-      <w:r>
-        <w:rPr>
-          <w:rFonts w:ascii="Arial" w:hAnsi="Arial" w:eastAsia="Arial" w:cs="Arial"/>
-          <w:b/>
-          <w:color w:val="000000"/>
-          <w:sz w:val="20"/>
-          <w:u w:val="none"/>
-        </w:rPr>
-        <w:t>Issue Key</w:t>
-      </w:r>
-      <w:r>
-        <w:rPr>
-          <w:rFonts w:ascii="Arial" w:hAnsi="Arial" w:eastAsia="Arial" w:cs="Arial"/>
-          <w:b w:val="0"/>
-          <w:color w:val="000000"/>
-          <w:sz w:val="20"/>
-          <w:u w:val="none"/>
-        </w:rPr>
-        <w:t>: HERO-67816</w:t>
-      </w:r>
-    </w:p>
-    <w:p>
-      <w:pPr>
-        <w:spacing w:before="0" w:after="40"/>
-        <w:ind w:left="360" w:hanging="240"/>
-      </w:pPr>
-      <w:r>
-        <w:rPr>
-          <w:rFonts w:ascii="Arial" w:hAnsi="Arial" w:eastAsia="Arial" w:cs="Arial"/>
-          <w:b w:val="0"/>
-          <w:color w:val="000000"/>
-          <w:sz w:val="20"/>
-          <w:u w:val="none"/>
-        </w:rPr>
-        <w:t xml:space="preserve">• </w:t>
-      </w:r>
-      <w:r>
-        <w:rPr>
-          <w:rFonts w:ascii="Arial" w:hAnsi="Arial" w:eastAsia="Arial" w:cs="Arial"/>
-          <w:b/>
-          <w:color w:val="000000"/>
-          <w:sz w:val="20"/>
-          <w:u w:val="none"/>
-        </w:rPr>
-        <w:t>Issue Type</w:t>
-      </w:r>
-      <w:r>
-        <w:rPr>
-          <w:rFonts w:ascii="Arial" w:hAnsi="Arial" w:eastAsia="Arial" w:cs="Arial"/>
-          <w:b w:val="0"/>
-          <w:color w:val="000000"/>
-          <w:sz w:val="20"/>
-          <w:u w:val="none"/>
-        </w:rPr>
-        <w:t>: Bug</w:t>
-      </w:r>
-    </w:p>
-    <w:p>
-      <w:pPr>
-        <w:spacing w:before="0" w:after="40"/>
-        <w:ind w:left="360" w:hanging="240"/>
-      </w:pPr>
-      <w:r>
-        <w:rPr>
-          <w:rFonts w:ascii="Arial" w:hAnsi="Arial" w:eastAsia="Arial" w:cs="Arial"/>
-          <w:b w:val="0"/>
-          <w:color w:val="000000"/>
-          <w:sz w:val="20"/>
-          <w:u w:val="none"/>
-        </w:rPr>
-        <w:t xml:space="preserve">• </w:t>
-      </w:r>
-      <w:r>
-        <w:rPr>
-          <w:rFonts w:ascii="Arial" w:hAnsi="Arial" w:eastAsia="Arial" w:cs="Arial"/>
-          <w:b/>
-          <w:color w:val="000000"/>
-          <w:sz w:val="20"/>
-          <w:u w:val="none"/>
-        </w:rPr>
-        <w:t>Summary</w:t>
-      </w:r>
-      <w:r>
-        <w:rPr>
-          <w:rFonts w:ascii="Arial" w:hAnsi="Arial" w:eastAsia="Arial" w:cs="Arial"/>
-          <w:b w:val="0"/>
-          <w:color w:val="000000"/>
-          <w:sz w:val="20"/>
-          <w:u w:val="none"/>
-        </w:rPr>
-        <w:t>: POS device Info unable to upload from LS to HQ with SSO login method</w:t>
-      </w:r>
-    </w:p>
-    <w:p>
-      <w:pPr>
-        <w:spacing w:before="0" w:after="40"/>
-        <w:ind w:left="360" w:hanging="240"/>
-      </w:pPr>
-      <w:r>
-        <w:rPr>
-          <w:rFonts w:ascii="Arial" w:hAnsi="Arial" w:eastAsia="Arial" w:cs="Arial"/>
-          <w:b w:val="0"/>
-          <w:color w:val="000000"/>
-          <w:sz w:val="20"/>
-          <w:u w:val="none"/>
-        </w:rPr>
-        <w:t xml:space="preserve">• </w:t>
-      </w:r>
-      <w:r>
-        <w:rPr>
-          <w:rFonts w:ascii="Arial" w:hAnsi="Arial" w:eastAsia="Arial" w:cs="Arial"/>
-          <w:b/>
-          <w:color w:val="000000"/>
-          <w:sz w:val="20"/>
-          <w:u w:val="none"/>
-        </w:rPr>
-        <w:t>Component</w:t>
-      </w:r>
-      <w:r>
-        <w:rPr>
-          <w:rFonts w:ascii="Arial" w:hAnsi="Arial" w:eastAsia="Arial" w:cs="Arial"/>
-          <w:b w:val="0"/>
-          <w:color w:val="000000"/>
-          <w:sz w:val="20"/>
-          <w:u w:val="none"/>
-        </w:rPr>
-        <w:t>: POS</w:t>
-      </w:r>
-    </w:p>
-    <w:p>
-      <w:pPr>
-        <w:spacing w:before="0" w:after="40"/>
-        <w:ind w:left="360" w:hanging="240"/>
-      </w:pPr>
-      <w:r>
-        <w:rPr>
-          <w:rFonts w:ascii="Arial" w:hAnsi="Arial" w:eastAsia="Arial" w:cs="Arial"/>
-          <w:b w:val="0"/>
-          <w:color w:val="000000"/>
-          <w:sz w:val="20"/>
-          <w:u w:val="none"/>
-        </w:rPr>
-        <w:t xml:space="preserve">• </w:t>
-      </w:r>
-      <w:r>
-        <w:rPr>
-          <w:rFonts w:ascii="Arial" w:hAnsi="Arial" w:eastAsia="Arial" w:cs="Arial"/>
-          <w:b/>
-          <w:color w:val="000000"/>
-          <w:sz w:val="20"/>
-          <w:u w:val="none"/>
-        </w:rPr>
-        <w:t>Sprint</w:t>
-      </w:r>
-      <w:r>
-        <w:rPr>
-          <w:rFonts w:ascii="Arial" w:hAnsi="Arial" w:eastAsia="Arial" w:cs="Arial"/>
-          <w:b w:val="0"/>
-          <w:color w:val="000000"/>
-          <w:sz w:val="20"/>
-          <w:u w:val="none"/>
-        </w:rPr>
-        <w:t>: POS - 20261005-20261016</w:t>
-      </w:r>
-    </w:p>
-    <w:p>
-      <w:pPr>
-        <w:spacing w:before="160" w:after="80"/>
-      </w:pPr>
-      <w:r>
-        <w:rPr>
-          <w:rFonts w:ascii="Arial" w:hAnsi="Arial" w:eastAsia="Arial" w:cs="Arial"/>
-          <w:b/>
-          <w:color w:val="001EFF"/>
-          <w:sz w:val="24"/>
-          <w:u w:val="none"/>
-        </w:rPr>
-        <w:t>Regression Test Scope</w:t>
-      </w:r>
-    </w:p>
-    <w:p>
-      <w:pPr>
-        <w:spacing w:before="0" w:after="40"/>
-        <w:ind w:left="360" w:hanging="240"/>
-      </w:pPr>
-      <w:r>
-        <w:rPr>
-          <w:rFonts w:ascii="Arial" w:hAnsi="Arial" w:eastAsia="Arial" w:cs="Arial"/>
-          <w:b w:val="0"/>
-          <w:color w:val="000000"/>
-          <w:sz w:val="20"/>
-          <w:u w:val="none"/>
-        </w:rPr>
-        <w:t>• POS device info periodic synchronization from Local Server (LS) to Head Quarter (HQ) triggered by launcher startup.</w:t>
-      </w:r>
-    </w:p>
-    <w:p>
-      <w:pPr>
-        <w:spacing w:before="0" w:after="40"/>
-        <w:ind w:left="360" w:hanging="240"/>
-      </w:pPr>
-      <w:r>
-        <w:rPr>
-          <w:rFonts w:ascii="Arial" w:hAnsi="Arial" w:eastAsia="Arial" w:cs="Arial"/>
-          <w:b w:val="0"/>
-          <w:color w:val="000000"/>
-          <w:sz w:val="20"/>
-          <w:u w:val="none"/>
-        </w:rPr>
-        <w:t>• POS client login with the SSO login method and the SSO authentication flow used by data synchronization.</w:t>
-      </w:r>
-    </w:p>
-    <w:p>
-      <w:pPr>
-        <w:spacing w:before="0" w:after="40"/>
-        <w:ind w:left="360" w:hanging="240"/>
-      </w:pPr>
-      <w:r>
-        <w:rPr>
-          <w:rFonts w:ascii="Arial" w:hAnsi="Arial" w:eastAsia="Arial" w:cs="Arial"/>
-          <w:b w:val="0"/>
-          <w:color w:val="000000"/>
-          <w:sz w:val="20"/>
-          <w:u w:val="none"/>
-        </w:rPr>
-        <w:t>• POS client login with standard (non-SSO) login methods.</w:t>
-      </w:r>
-    </w:p>
-    <w:p>
-      <w:pPr>
-        <w:spacing w:before="0" w:after="40"/>
-        <w:ind w:left="360" w:hanging="240"/>
-      </w:pPr>
-      <w:r>
-        <w:rPr>
-          <w:rFonts w:ascii="Arial" w:hAnsi="Arial" w:eastAsia="Arial" w:cs="Arial"/>
-          <w:b w:val="0"/>
-          <w:color w:val="000000"/>
-          <w:sz w:val="20"/>
-          <w:u w:val="none"/>
-        </w:rPr>
-        <w:t>• Creation and update of POS device info records in HQ, including device identity, version and last update time.</w:t>
-      </w:r>
-    </w:p>
-    <w:p>
-      <w:pPr>
-        <w:spacing w:before="0" w:after="40"/>
-        <w:ind w:left="360" w:hanging="240"/>
-      </w:pPr>
-      <w:r>
-        <w:rPr>
-          <w:rFonts w:ascii="Arial" w:hAnsi="Arial" w:eastAsia="Arial" w:cs="Arial"/>
-          <w:b w:val="0"/>
-          <w:color w:val="000000"/>
-          <w:sz w:val="20"/>
-          <w:u w:val="none"/>
-        </w:rPr>
-        <w:t>• Launcher restart and re-synchronization behavior of POS device info.</w:t>
-      </w:r>
-    </w:p>
     <w:sectPr>
       <w:pgSz w:w="12240" w:h="15840"/>
       <w:pgMar w:top="1440" w:right="1800" w:bottom="1440" w:left="1800" w:header="720" w:footer="720" w:gutter="0"/>
